--- a/data/outputs/v2/General_Science/SS2.3_Chemical_Bonding/General_Science_Chemical_Bonding_FinalExplanation_TeacherKey.docx
+++ b/data/outputs/v2/General_Science/SS2.3_Chemical_Bonding/General_Science_Chemical_Bonding_FinalExplanation_TeacherKey.docx
@@ -2632,7 +2632,7 @@
         </w:rPr>
         <w:t xml:space="preserve">© 2026 SeaVuria and ARES. This work is licensed under a </w:t>
       </w:r>
-      <w:hyperlink w:history="1" r:id="rIdgk0cqgqwc--k-vzn-cwlh">
+      <w:hyperlink w:history="1" r:id="rIdgd-3pkmytdd7fxm6xsq9h">
         <w:r>
           <w:rPr>
             <w:rFonts w:ascii="Arial" w:cs="Arial" w:eastAsia="Arial" w:hAnsi="Arial"/>
@@ -2652,7 +2652,7 @@
         </w:rPr>
         <w:t xml:space="preserve"> (</w:t>
       </w:r>
-      <w:hyperlink w:history="1" r:id="rId08expndoqrymltt03a0tn">
+      <w:hyperlink w:history="1" r:id="rId8rv2_ozt3jdoa2n3fv8vy">
         <w:r>
           <w:rPr>
             <w:rFonts w:ascii="Arial" w:cs="Arial" w:eastAsia="Arial" w:hAnsi="Arial"/>
@@ -2672,7 +2672,7 @@
         </w:rPr>
         <w:t xml:space="preserve">). To view a copy of this license, visit </w:t>
       </w:r>
-      <w:hyperlink w:history="1" r:id="rIdhg3njdsk409lvw5lxlaai">
+      <w:hyperlink w:history="1" r:id="rIds3kuqsdxcl3zqnuo14x9s">
         <w:r>
           <w:rPr>
             <w:rFonts w:ascii="Arial" w:cs="Arial" w:eastAsia="Arial" w:hAnsi="Arial"/>

--- a/data/outputs/v2/General_Science/SS2.3_Chemical_Bonding/General_Science_Chemical_Bonding_FinalExplanation_TeacherKey.docx
+++ b/data/outputs/v2/General_Science/SS2.3_Chemical_Bonding/General_Science_Chemical_Bonding_FinalExplanation_TeacherKey.docx
@@ -2632,7 +2632,7 @@
         </w:rPr>
         <w:t xml:space="preserve">© 2026 SeaVuria and ARES. This work is licensed under a </w:t>
       </w:r>
-      <w:hyperlink w:history="1" r:id="rIdgd-3pkmytdd7fxm6xsq9h">
+      <w:hyperlink w:history="1" r:id="rId7sooylgt9a_exual6d4ip">
         <w:r>
           <w:rPr>
             <w:rFonts w:ascii="Arial" w:cs="Arial" w:eastAsia="Arial" w:hAnsi="Arial"/>
@@ -2652,7 +2652,7 @@
         </w:rPr>
         <w:t xml:space="preserve"> (</w:t>
       </w:r>
-      <w:hyperlink w:history="1" r:id="rId8rv2_ozt3jdoa2n3fv8vy">
+      <w:hyperlink w:history="1" r:id="rId4spjgqjsgyzf97tlrlpnm">
         <w:r>
           <w:rPr>
             <w:rFonts w:ascii="Arial" w:cs="Arial" w:eastAsia="Arial" w:hAnsi="Arial"/>
@@ -2672,7 +2672,7 @@
         </w:rPr>
         <w:t xml:space="preserve">). To view a copy of this license, visit </w:t>
       </w:r>
-      <w:hyperlink w:history="1" r:id="rIds3kuqsdxcl3zqnuo14x9s">
+      <w:hyperlink w:history="1" r:id="rId9i_ryxl9ndyh5epayv5fa">
         <w:r>
           <w:rPr>
             <w:rFonts w:ascii="Arial" w:cs="Arial" w:eastAsia="Arial" w:hAnsi="Arial"/>

--- a/data/outputs/v2/General_Science/SS2.3_Chemical_Bonding/General_Science_Chemical_Bonding_FinalExplanation_TeacherKey.docx
+++ b/data/outputs/v2/General_Science/SS2.3_Chemical_Bonding/General_Science_Chemical_Bonding_FinalExplanation_TeacherKey.docx
@@ -2632,7 +2632,7 @@
         </w:rPr>
         <w:t xml:space="preserve">© 2026 SeaVuria and ARES. This work is licensed under a </w:t>
       </w:r>
-      <w:hyperlink w:history="1" r:id="rId7sooylgt9a_exual6d4ip">
+      <w:hyperlink w:history="1" r:id="rIdtlmndtrkfqsi8duidfcno">
         <w:r>
           <w:rPr>
             <w:rFonts w:ascii="Arial" w:cs="Arial" w:eastAsia="Arial" w:hAnsi="Arial"/>
@@ -2652,7 +2652,7 @@
         </w:rPr>
         <w:t xml:space="preserve"> (</w:t>
       </w:r>
-      <w:hyperlink w:history="1" r:id="rId4spjgqjsgyzf97tlrlpnm">
+      <w:hyperlink w:history="1" r:id="rIdwpujdr5poki8la69lawpk">
         <w:r>
           <w:rPr>
             <w:rFonts w:ascii="Arial" w:cs="Arial" w:eastAsia="Arial" w:hAnsi="Arial"/>
@@ -2672,7 +2672,7 @@
         </w:rPr>
         <w:t xml:space="preserve">). To view a copy of this license, visit </w:t>
       </w:r>
-      <w:hyperlink w:history="1" r:id="rId9i_ryxl9ndyh5epayv5fa">
+      <w:hyperlink w:history="1" r:id="rIdldgs1cncbni9ylsw8kqie">
         <w:r>
           <w:rPr>
             <w:rFonts w:ascii="Arial" w:cs="Arial" w:eastAsia="Arial" w:hAnsi="Arial"/>

--- a/data/outputs/v2/General_Science/SS2.3_Chemical_Bonding/General_Science_Chemical_Bonding_FinalExplanation_TeacherKey.docx
+++ b/data/outputs/v2/General_Science/SS2.3_Chemical_Bonding/General_Science_Chemical_Bonding_FinalExplanation_TeacherKey.docx
@@ -2632,7 +2632,7 @@
         </w:rPr>
         <w:t xml:space="preserve">© 2026 SeaVuria and ARES. This work is licensed under a </w:t>
       </w:r>
-      <w:hyperlink w:history="1" r:id="rIdtlmndtrkfqsi8duidfcno">
+      <w:hyperlink w:history="1" r:id="rIdeeq9tr2eh09b_azyrle_h">
         <w:r>
           <w:rPr>
             <w:rFonts w:ascii="Arial" w:cs="Arial" w:eastAsia="Arial" w:hAnsi="Arial"/>
@@ -2652,7 +2652,7 @@
         </w:rPr>
         <w:t xml:space="preserve"> (</w:t>
       </w:r>
-      <w:hyperlink w:history="1" r:id="rIdwpujdr5poki8la69lawpk">
+      <w:hyperlink w:history="1" r:id="rIdltil_1e6_n-o2vw6mhmh-">
         <w:r>
           <w:rPr>
             <w:rFonts w:ascii="Arial" w:cs="Arial" w:eastAsia="Arial" w:hAnsi="Arial"/>
@@ -2672,7 +2672,7 @@
         </w:rPr>
         <w:t xml:space="preserve">). To view a copy of this license, visit </w:t>
       </w:r>
-      <w:hyperlink w:history="1" r:id="rIdldgs1cncbni9ylsw8kqie">
+      <w:hyperlink w:history="1" r:id="rIdkvj6udveoaicw4jlguypk">
         <w:r>
           <w:rPr>
             <w:rFonts w:ascii="Arial" w:cs="Arial" w:eastAsia="Arial" w:hAnsi="Arial"/>

--- a/data/outputs/v2/General_Science/SS2.3_Chemical_Bonding/General_Science_Chemical_Bonding_FinalExplanation_TeacherKey.docx
+++ b/data/outputs/v2/General_Science/SS2.3_Chemical_Bonding/General_Science_Chemical_Bonding_FinalExplanation_TeacherKey.docx
@@ -4,6 +4,7 @@
   <w:body>
     <w:p>
       <w:pPr>
+        <w:keepNext w:val="false"/>
         <w:spacing w:after="30" w:before="0"/>
         <w:jc w:val="center"/>
       </w:pPr>
@@ -23,6 +24,7 @@
     </w:p>
     <w:p>
       <w:pPr>
+        <w:keepNext w:val="false"/>
         <w:spacing w:after="60" w:before="0"/>
         <w:jc w:val="center"/>
       </w:pPr>
@@ -81,6 +83,7 @@
           </w:tcPr>
           <w:p>
             <w:pPr>
+              <w:keepNext w:val="false"/>
               <w:spacing w:after="40" w:before="0"/>
               <w:jc w:val="center"/>
             </w:pPr>
@@ -116,6 +119,7 @@
           </w:tcPr>
           <w:p>
             <w:pPr>
+              <w:keepNext w:val="false"/>
               <w:spacing w:after="40" w:before="0"/>
               <w:jc w:val="center"/>
             </w:pPr>
@@ -176,6 +180,7 @@
           </w:tcPr>
           <w:p>
             <w:pPr>
+              <w:keepNext w:val="false"/>
               <w:spacing w:after="40" w:before="0"/>
               <w:jc w:val="center"/>
             </w:pPr>
@@ -210,6 +215,7 @@
           </w:tcPr>
           <w:p>
             <w:pPr>
+              <w:keepNext w:val="false"/>
               <w:spacing w:after="40" w:before="0"/>
               <w:jc w:val="left"/>
             </w:pPr>
@@ -271,6 +277,7 @@
           </w:tcPr>
           <w:p>
             <w:pPr>
+              <w:keepNext/>
               <w:spacing w:after="40" w:before="0"/>
               <w:jc w:val="center"/>
             </w:pPr>
@@ -305,6 +312,7 @@
           </w:tcPr>
           <w:p>
             <w:pPr>
+              <w:keepNext w:val="false"/>
               <w:spacing w:after="40" w:before="0"/>
               <w:jc w:val="left"/>
             </w:pPr>
@@ -337,6 +345,7 @@
           </w:tcPr>
           <w:p>
             <w:pPr>
+              <w:keepNext w:val="false"/>
               <w:spacing w:after="40" w:before="0"/>
               <w:jc w:val="left"/>
             </w:pPr>
@@ -356,6 +365,7 @@
           </w:p>
           <w:p>
             <w:pPr>
+              <w:keepNext w:val="false"/>
               <w:spacing w:after="40" w:before="0"/>
               <w:jc w:val="left"/>
             </w:pPr>
@@ -375,6 +385,7 @@
           </w:p>
           <w:p>
             <w:pPr>
+              <w:keepNext w:val="false"/>
               <w:spacing w:after="40" w:before="0"/>
               <w:jc w:val="left"/>
             </w:pPr>
@@ -394,6 +405,7 @@
           </w:p>
           <w:p>
             <w:pPr>
+              <w:keepNext w:val="false"/>
               <w:spacing w:after="40" w:before="0"/>
               <w:jc w:val="left"/>
             </w:pPr>
@@ -455,6 +467,7 @@
           </w:tcPr>
           <w:p>
             <w:pPr>
+              <w:keepNext/>
               <w:spacing w:after="40" w:before="0"/>
               <w:jc w:val="center"/>
             </w:pPr>
@@ -489,6 +502,7 @@
           </w:tcPr>
           <w:p>
             <w:pPr>
+              <w:keepNext w:val="false"/>
               <w:spacing w:after="40" w:before="0"/>
               <w:jc w:val="left"/>
             </w:pPr>
@@ -521,6 +535,7 @@
           </w:tcPr>
           <w:p>
             <w:pPr>
+              <w:keepNext w:val="false"/>
               <w:spacing w:after="40" w:before="0"/>
               <w:jc w:val="left"/>
             </w:pPr>
@@ -540,6 +555,7 @@
           </w:p>
           <w:p>
             <w:pPr>
+              <w:keepNext w:val="false"/>
               <w:spacing w:after="40" w:before="0"/>
               <w:jc w:val="left"/>
             </w:pPr>
@@ -559,6 +575,7 @@
           </w:p>
           <w:p>
             <w:pPr>
+              <w:keepNext w:val="false"/>
               <w:spacing w:after="40" w:before="0"/>
               <w:jc w:val="left"/>
             </w:pPr>
@@ -578,6 +595,7 @@
           </w:p>
           <w:p>
             <w:pPr>
+              <w:keepNext w:val="false"/>
               <w:spacing w:after="40" w:before="0"/>
               <w:jc w:val="left"/>
             </w:pPr>
@@ -639,6 +657,7 @@
           </w:tcPr>
           <w:p>
             <w:pPr>
+              <w:keepNext/>
               <w:spacing w:after="40" w:before="0"/>
               <w:jc w:val="center"/>
             </w:pPr>
@@ -673,6 +692,7 @@
           </w:tcPr>
           <w:p>
             <w:pPr>
+              <w:keepNext w:val="false"/>
               <w:spacing w:after="40" w:before="0"/>
               <w:jc w:val="left"/>
             </w:pPr>
@@ -705,6 +725,7 @@
           </w:tcPr>
           <w:p>
             <w:pPr>
+              <w:keepNext w:val="false"/>
               <w:spacing w:after="40" w:before="0"/>
               <w:jc w:val="left"/>
             </w:pPr>
@@ -724,6 +745,7 @@
           </w:p>
           <w:p>
             <w:pPr>
+              <w:keepNext w:val="false"/>
               <w:spacing w:after="40" w:before="0"/>
               <w:jc w:val="left"/>
             </w:pPr>
@@ -743,6 +765,7 @@
           </w:p>
           <w:p>
             <w:pPr>
+              <w:keepNext w:val="false"/>
               <w:spacing w:after="40" w:before="0"/>
               <w:jc w:val="left"/>
             </w:pPr>
@@ -762,6 +785,7 @@
           </w:p>
           <w:p>
             <w:pPr>
+              <w:keepNext w:val="false"/>
               <w:spacing w:after="40" w:before="0"/>
               <w:jc w:val="left"/>
             </w:pPr>
@@ -823,6 +847,7 @@
           </w:tcPr>
           <w:p>
             <w:pPr>
+              <w:keepNext/>
               <w:spacing w:after="40" w:before="0"/>
               <w:jc w:val="center"/>
             </w:pPr>
@@ -857,6 +882,7 @@
           </w:tcPr>
           <w:p>
             <w:pPr>
+              <w:keepNext w:val="false"/>
               <w:spacing w:after="40" w:before="0"/>
               <w:jc w:val="left"/>
             </w:pPr>
@@ -889,6 +915,7 @@
           </w:tcPr>
           <w:p>
             <w:pPr>
+              <w:keepNext w:val="false"/>
               <w:spacing w:after="40" w:before="0"/>
               <w:jc w:val="left"/>
             </w:pPr>
@@ -940,6 +967,7 @@
                 </w:tcPr>
                 <w:p>
                   <w:pPr>
+                    <w:keepNext w:val="false"/>
                     <w:spacing w:after="40" w:before="0"/>
                     <w:jc w:val="left"/>
                   </w:pPr>
@@ -972,6 +1000,7 @@
                 </w:tcPr>
                 <w:p>
                   <w:pPr>
+                    <w:keepNext w:val="false"/>
                     <w:spacing w:after="40" w:before="0"/>
                     <w:jc w:val="left"/>
                   </w:pPr>
@@ -1004,6 +1033,7 @@
                 </w:tcPr>
                 <w:p>
                   <w:pPr>
+                    <w:keepNext w:val="false"/>
                     <w:spacing w:after="40" w:before="0"/>
                     <w:jc w:val="left"/>
                   </w:pPr>
@@ -1036,6 +1066,7 @@
                 </w:tcPr>
                 <w:p>
                   <w:pPr>
+                    <w:keepNext w:val="false"/>
                     <w:spacing w:after="40" w:before="0"/>
                     <w:jc w:val="left"/>
                   </w:pPr>
@@ -1070,6 +1101,7 @@
                 </w:tcPr>
                 <w:p>
                   <w:pPr>
+                    <w:keepNext w:val="false"/>
                     <w:spacing w:after="40" w:before="0"/>
                     <w:jc w:val="left"/>
                   </w:pPr>
@@ -1102,6 +1134,7 @@
                 </w:tcPr>
                 <w:p>
                   <w:pPr>
+                    <w:keepNext w:val="false"/>
                     <w:spacing w:after="40" w:before="0"/>
                     <w:jc w:val="left"/>
                   </w:pPr>
@@ -1134,6 +1167,7 @@
                 </w:tcPr>
                 <w:p>
                   <w:pPr>
+                    <w:keepNext w:val="false"/>
                     <w:spacing w:after="40" w:before="0"/>
                     <w:jc w:val="left"/>
                   </w:pPr>
@@ -1166,6 +1200,7 @@
                 </w:tcPr>
                 <w:p>
                   <w:pPr>
+                    <w:keepNext w:val="false"/>
                     <w:spacing w:after="40" w:before="0"/>
                     <w:jc w:val="left"/>
                   </w:pPr>
@@ -1200,6 +1235,7 @@
                 </w:tcPr>
                 <w:p>
                   <w:pPr>
+                    <w:keepNext w:val="false"/>
                     <w:spacing w:after="40" w:before="0"/>
                     <w:jc w:val="left"/>
                   </w:pPr>
@@ -1232,6 +1268,7 @@
                 </w:tcPr>
                 <w:p>
                   <w:pPr>
+                    <w:keepNext w:val="false"/>
                     <w:spacing w:after="40" w:before="0"/>
                     <w:jc w:val="left"/>
                   </w:pPr>
@@ -1264,6 +1301,7 @@
                 </w:tcPr>
                 <w:p>
                   <w:pPr>
+                    <w:keepNext w:val="false"/>
                     <w:spacing w:after="40" w:before="0"/>
                     <w:jc w:val="left"/>
                   </w:pPr>
@@ -1296,6 +1334,7 @@
                 </w:tcPr>
                 <w:p>
                   <w:pPr>
+                    <w:keepNext w:val="false"/>
                     <w:spacing w:after="40" w:before="0"/>
                     <w:jc w:val="left"/>
                   </w:pPr>
@@ -1330,6 +1369,7 @@
                 </w:tcPr>
                 <w:p>
                   <w:pPr>
+                    <w:keepNext w:val="false"/>
                     <w:spacing w:after="40" w:before="0"/>
                     <w:jc w:val="left"/>
                   </w:pPr>
@@ -1362,6 +1402,7 @@
                 </w:tcPr>
                 <w:p>
                   <w:pPr>
+                    <w:keepNext w:val="false"/>
                     <w:spacing w:after="40" w:before="0"/>
                     <w:jc w:val="left"/>
                   </w:pPr>
@@ -1394,6 +1435,7 @@
                 </w:tcPr>
                 <w:p>
                   <w:pPr>
+                    <w:keepNext w:val="false"/>
                     <w:spacing w:after="40" w:before="0"/>
                     <w:jc w:val="left"/>
                   </w:pPr>
@@ -1426,6 +1468,7 @@
                 </w:tcPr>
                 <w:p>
                   <w:pPr>
+                    <w:keepNext w:val="false"/>
                     <w:spacing w:after="40" w:before="0"/>
                     <w:jc w:val="left"/>
                   </w:pPr>
@@ -1448,6 +1491,7 @@
           </w:tbl>
           <w:p>
             <w:pPr>
+              <w:keepNext w:val="false"/>
               <w:spacing w:after="60" w:before="0"/>
               <w:jc w:val="left"/>
             </w:pPr>
@@ -1467,6 +1511,7 @@
           </w:p>
           <w:p>
             <w:pPr>
+              <w:keepNext w:val="false"/>
               <w:spacing w:after="40" w:before="0"/>
               <w:jc w:val="left"/>
             </w:pPr>
@@ -1486,6 +1531,7 @@
           </w:p>
           <w:p>
             <w:pPr>
+              <w:keepNext w:val="false"/>
               <w:spacing w:after="40" w:before="0"/>
               <w:jc w:val="left"/>
             </w:pPr>
@@ -1505,6 +1551,7 @@
           </w:p>
           <w:p>
             <w:pPr>
+              <w:keepNext w:val="false"/>
               <w:spacing w:after="40" w:before="0"/>
               <w:jc w:val="left"/>
             </w:pPr>
@@ -1524,6 +1571,7 @@
           </w:p>
           <w:p>
             <w:pPr>
+              <w:keepNext w:val="false"/>
               <w:spacing w:after="60" w:before="0"/>
               <w:jc w:val="left"/>
             </w:pPr>
@@ -1585,6 +1633,7 @@
           </w:tcPr>
           <w:p>
             <w:pPr>
+              <w:keepNext/>
               <w:spacing w:after="40" w:before="0"/>
               <w:jc w:val="center"/>
             </w:pPr>
@@ -1619,6 +1668,7 @@
           </w:tcPr>
           <w:p>
             <w:pPr>
+              <w:keepNext w:val="false"/>
               <w:spacing w:after="40" w:before="0"/>
               <w:jc w:val="left"/>
             </w:pPr>
@@ -1651,6 +1701,7 @@
           </w:tcPr>
           <w:p>
             <w:pPr>
+              <w:keepNext w:val="false"/>
               <w:spacing w:after="40" w:before="0"/>
               <w:jc w:val="left"/>
             </w:pPr>
@@ -1714,6 +1765,7 @@
           </w:tcPr>
           <w:p>
             <w:pPr>
+              <w:keepNext w:val="false"/>
               <w:spacing w:after="40" w:before="0"/>
               <w:jc w:val="center"/>
             </w:pPr>
@@ -1748,6 +1800,7 @@
           </w:tcPr>
           <w:p>
             <w:pPr>
+              <w:keepNext w:val="false"/>
               <w:spacing w:after="40" w:before="0"/>
               <w:jc w:val="left"/>
             </w:pPr>
@@ -1780,6 +1833,7 @@
           </w:tcPr>
           <w:p>
             <w:pPr>
+              <w:keepNext w:val="false"/>
               <w:spacing w:after="40" w:before="0"/>
               <w:jc w:val="left"/>
             </w:pPr>
@@ -1812,6 +1866,7 @@
           </w:tcPr>
           <w:p>
             <w:pPr>
+              <w:keepNext w:val="false"/>
               <w:spacing w:after="40" w:before="0"/>
               <w:jc w:val="left"/>
             </w:pPr>
@@ -1844,6 +1899,7 @@
           </w:tcPr>
           <w:p>
             <w:pPr>
+              <w:keepNext w:val="false"/>
               <w:spacing w:after="40" w:before="0"/>
               <w:jc w:val="left"/>
             </w:pPr>
@@ -1878,6 +1934,7 @@
           </w:tcPr>
           <w:p>
             <w:pPr>
+              <w:keepNext w:val="false"/>
               <w:spacing w:after="40" w:before="0"/>
               <w:jc w:val="left"/>
             </w:pPr>
@@ -1910,6 +1967,7 @@
           </w:tcPr>
           <w:p>
             <w:pPr>
+              <w:keepNext w:val="false"/>
               <w:spacing w:after="40" w:before="0"/>
               <w:jc w:val="left"/>
             </w:pPr>
@@ -1942,6 +2000,7 @@
           </w:tcPr>
           <w:p>
             <w:pPr>
+              <w:keepNext w:val="false"/>
               <w:spacing w:after="40" w:before="0"/>
               <w:jc w:val="left"/>
             </w:pPr>
@@ -1974,6 +2033,7 @@
           </w:tcPr>
           <w:p>
             <w:pPr>
+              <w:keepNext w:val="false"/>
               <w:spacing w:after="40" w:before="0"/>
               <w:jc w:val="left"/>
             </w:pPr>
@@ -2008,6 +2068,7 @@
           </w:tcPr>
           <w:p>
             <w:pPr>
+              <w:keepNext w:val="false"/>
               <w:spacing w:after="40" w:before="0"/>
               <w:jc w:val="left"/>
             </w:pPr>
@@ -2040,6 +2101,7 @@
           </w:tcPr>
           <w:p>
             <w:pPr>
+              <w:keepNext w:val="false"/>
               <w:spacing w:after="40" w:before="0"/>
               <w:jc w:val="left"/>
             </w:pPr>
@@ -2072,6 +2134,7 @@
           </w:tcPr>
           <w:p>
             <w:pPr>
+              <w:keepNext w:val="false"/>
               <w:spacing w:after="40" w:before="0"/>
               <w:jc w:val="left"/>
             </w:pPr>
@@ -2104,6 +2167,7 @@
           </w:tcPr>
           <w:p>
             <w:pPr>
+              <w:keepNext w:val="false"/>
               <w:spacing w:after="40" w:before="0"/>
               <w:jc w:val="left"/>
             </w:pPr>
@@ -2138,6 +2202,7 @@
           </w:tcPr>
           <w:p>
             <w:pPr>
+              <w:keepNext w:val="false"/>
               <w:spacing w:after="40" w:before="0"/>
               <w:jc w:val="left"/>
             </w:pPr>
@@ -2170,6 +2235,7 @@
           </w:tcPr>
           <w:p>
             <w:pPr>
+              <w:keepNext w:val="false"/>
               <w:spacing w:after="40" w:before="0"/>
               <w:jc w:val="left"/>
             </w:pPr>
@@ -2202,6 +2268,7 @@
           </w:tcPr>
           <w:p>
             <w:pPr>
+              <w:keepNext w:val="false"/>
               <w:spacing w:after="40" w:before="0"/>
               <w:jc w:val="left"/>
             </w:pPr>
@@ -2234,6 +2301,7 @@
           </w:tcPr>
           <w:p>
             <w:pPr>
+              <w:keepNext w:val="false"/>
               <w:spacing w:after="40" w:before="0"/>
               <w:jc w:val="left"/>
             </w:pPr>
@@ -2268,6 +2336,7 @@
           </w:tcPr>
           <w:p>
             <w:pPr>
+              <w:keepNext w:val="false"/>
               <w:spacing w:after="40" w:before="0"/>
               <w:jc w:val="left"/>
             </w:pPr>
@@ -2300,6 +2369,7 @@
           </w:tcPr>
           <w:p>
             <w:pPr>
+              <w:keepNext w:val="false"/>
               <w:spacing w:after="40" w:before="0"/>
               <w:jc w:val="left"/>
             </w:pPr>
@@ -2332,6 +2402,7 @@
           </w:tcPr>
           <w:p>
             <w:pPr>
+              <w:keepNext w:val="false"/>
               <w:spacing w:after="40" w:before="0"/>
               <w:jc w:val="left"/>
             </w:pPr>
@@ -2364,6 +2435,7 @@
           </w:tcPr>
           <w:p>
             <w:pPr>
+              <w:keepNext w:val="false"/>
               <w:spacing w:after="40" w:before="0"/>
               <w:jc w:val="left"/>
             </w:pPr>
@@ -2398,6 +2470,7 @@
           </w:tcPr>
           <w:p>
             <w:pPr>
+              <w:keepNext w:val="false"/>
               <w:spacing w:after="40" w:before="0"/>
               <w:jc w:val="left"/>
             </w:pPr>
@@ -2430,6 +2503,7 @@
           </w:tcPr>
           <w:p>
             <w:pPr>
+              <w:keepNext w:val="false"/>
               <w:spacing w:after="40" w:before="0"/>
               <w:jc w:val="left"/>
             </w:pPr>
@@ -2462,6 +2536,7 @@
           </w:tcPr>
           <w:p>
             <w:pPr>
+              <w:keepNext w:val="false"/>
               <w:spacing w:after="40" w:before="0"/>
               <w:jc w:val="left"/>
             </w:pPr>
@@ -2494,6 +2569,7 @@
           </w:tcPr>
           <w:p>
             <w:pPr>
+              <w:keepNext w:val="false"/>
               <w:spacing w:after="40" w:before="0"/>
               <w:jc w:val="left"/>
             </w:pPr>
@@ -2632,7 +2708,7 @@
         </w:rPr>
         <w:t xml:space="preserve">© 2026 SeaVuria and ARES. This work is licensed under a </w:t>
       </w:r>
-      <w:hyperlink w:history="1" r:id="rIdeeq9tr2eh09b_azyrle_h">
+      <w:hyperlink w:history="1" r:id="rIdplgotob7cygul5lbuwce7">
         <w:r>
           <w:rPr>
             <w:rFonts w:ascii="Arial" w:cs="Arial" w:eastAsia="Arial" w:hAnsi="Arial"/>
@@ -2652,7 +2728,7 @@
         </w:rPr>
         <w:t xml:space="preserve"> (</w:t>
       </w:r>
-      <w:hyperlink w:history="1" r:id="rIdltil_1e6_n-o2vw6mhmh-">
+      <w:hyperlink w:history="1" r:id="rIdicv6nt98btfjn6xnr88wc">
         <w:r>
           <w:rPr>
             <w:rFonts w:ascii="Arial" w:cs="Arial" w:eastAsia="Arial" w:hAnsi="Arial"/>
@@ -2672,7 +2748,7 @@
         </w:rPr>
         <w:t xml:space="preserve">). To view a copy of this license, visit </w:t>
       </w:r>
-      <w:hyperlink w:history="1" r:id="rIdkvj6udveoaicw4jlguypk">
+      <w:hyperlink w:history="1" r:id="rIdjgbqbmj1ck4p7pfrmndim">
         <w:r>
           <w:rPr>
             <w:rFonts w:ascii="Arial" w:cs="Arial" w:eastAsia="Arial" w:hAnsi="Arial"/>

--- a/data/outputs/v2/General_Science/SS2.3_Chemical_Bonding/General_Science_Chemical_Bonding_FinalExplanation_TeacherKey.docx
+++ b/data/outputs/v2/General_Science/SS2.3_Chemical_Bonding/General_Science_Chemical_Bonding_FinalExplanation_TeacherKey.docx
@@ -2708,7 +2708,7 @@
         </w:rPr>
         <w:t xml:space="preserve">© 2026 SeaVuria and ARES. This work is licensed under a </w:t>
       </w:r>
-      <w:hyperlink w:history="1" r:id="rIdplgotob7cygul5lbuwce7">
+      <w:hyperlink w:history="1" r:id="rIdcbizfrwjdw6caty85flt0">
         <w:r>
           <w:rPr>
             <w:rFonts w:ascii="Arial" w:cs="Arial" w:eastAsia="Arial" w:hAnsi="Arial"/>
@@ -2728,7 +2728,7 @@
         </w:rPr>
         <w:t xml:space="preserve"> (</w:t>
       </w:r>
-      <w:hyperlink w:history="1" r:id="rIdicv6nt98btfjn6xnr88wc">
+      <w:hyperlink w:history="1" r:id="rIdzji6ksrzwlesagwjqm6ak">
         <w:r>
           <w:rPr>
             <w:rFonts w:ascii="Arial" w:cs="Arial" w:eastAsia="Arial" w:hAnsi="Arial"/>
@@ -2748,7 +2748,7 @@
         </w:rPr>
         <w:t xml:space="preserve">). To view a copy of this license, visit </w:t>
       </w:r>
-      <w:hyperlink w:history="1" r:id="rIdjgbqbmj1ck4p7pfrmndim">
+      <w:hyperlink w:history="1" r:id="rId8vzsoskuhqss9ju3tu28k">
         <w:r>
           <w:rPr>
             <w:rFonts w:ascii="Arial" w:cs="Arial" w:eastAsia="Arial" w:hAnsi="Arial"/>
